--- a/reports/r0157.docx
+++ b/reports/r0157.docx
@@ -45,7 +45,7 @@
           <w:color w:val="000000"/>
           <w:sz w:val="21"/>
         </w:rPr>
-        <w:t>■ 南通经济总量列江苏省第四位，人均GDP约16.60万元、人均经济实力在省内相对靠后，经济增速维持在5.30%左右、总体平稳；固定资产投资最新增速转负（-4.90%），经济动能仍有待修复。【待补充：南通市的行政与战略定位、支柱产业及龙头企业（数据库未覆盖，需人工补充）】</w:t>
+        <w:t>■ 南通作为江苏省下辖地级市，经济总量列江苏省第四位，人均GDP约16.60万元、人均经济实力在省内相对靠后，经济增速维持在5.30%左右、总体平稳；固定资产投资最新增速转负（-4.90%），经济动能仍有待修复。</w:t>
       </w:r>
     </w:p>
     <w:p>
@@ -75,7 +75,7 @@
           <w:color w:val="000000"/>
           <w:sz w:val="21"/>
         </w:rPr>
-        <w:t>产业结构方面，2025年南通市三次产业结构为4.2:46.1:49.7。【待补充：支柱产业、主要龙头企业、对外贸易等定性描述（数据库未覆盖）】</w:t>
+        <w:t>产业结构方面，2025年南通市三次产业结构为4.2:46.1:49.7，以船舶海工、纺织、建筑、电子信息为支柱，“建筑之乡”，沿江沿海临港产业发达。</w:t>
       </w:r>
     </w:p>
     <w:p>
